--- a/2022/Revision Batch/V2022.1.000/CF2R/2022-CF2R-MCH-29-H-SupplyDuctSurfaceAreaBuriedDucts.docx
+++ b/2022/Revision Batch/V2022.1.000/CF2R/2022-CF2R-MCH-29-H-SupplyDuctSurfaceAreaBuriedDucts.docx
@@ -5898,6 +5898,347 @@
           <w:szCs w:val="18"/>
         </w:rPr>
       </w:pPr>
+    </w:p>
+    <w:p>
+      <w:pPr>
+        <w:rPr>
+          <w:ins w:id="1" w:author="Alhabibi, Haider@Energy" w:date="2022-12-28T13:01:00Z"/>
+          <w:rFonts w:asciiTheme="minorHAnsi" w:hAnsiTheme="minorHAnsi"/>
+          <w:b/>
+          <w:bCs/>
+        </w:rPr>
+      </w:pPr>
+      <w:ins w:id="2" w:author="Alhabibi, Haider@Energy" w:date="2022-12-28T13:01:00Z">
+        <w:r>
+          <w:rPr>
+            <w:rFonts w:asciiTheme="minorHAnsi" w:hAnsiTheme="minorHAnsi"/>
+            <w:b/>
+            <w:bCs/>
+          </w:rPr>
+          <w:t>Section E. Duct System Design Details</w:t>
+        </w:r>
+      </w:ins>
+    </w:p>
+    <w:p>
+      <w:pPr>
+        <w:rPr>
+          <w:ins w:id="3" w:author="Alhabibi, Haider@Energy" w:date="2022-12-28T13:01:00Z"/>
+          <w:rFonts w:asciiTheme="minorHAnsi" w:hAnsiTheme="minorHAnsi"/>
+          <w:b/>
+          <w:bCs/>
+          <w:iCs/>
+        </w:rPr>
+      </w:pPr>
+      <w:ins w:id="4" w:author="Alhabibi, Haider@Energy" w:date="2022-12-28T13:01:00Z">
+        <w:r>
+          <w:rPr>
+            <w:rFonts w:asciiTheme="minorHAnsi" w:hAnsiTheme="minorHAnsi"/>
+          </w:rPr>
+          <w:t>This table is a calculated field: table copied from LMCC-PRF-01</w:t>
+        </w:r>
+      </w:ins>
+    </w:p>
+    <w:p>
+      <w:pPr>
+        <w:numPr>
+          <w:ilvl w:val="0"/>
+          <w:numId w:val="19"/>
+        </w:numPr>
+        <w:rPr>
+          <w:ins w:id="5" w:author="Alhabibi, Haider@Energy" w:date="2022-12-28T13:01:00Z"/>
+          <w:rFonts w:asciiTheme="minorHAnsi" w:hAnsiTheme="minorHAnsi"/>
+        </w:rPr>
+      </w:pPr>
+      <w:ins w:id="6" w:author="Alhabibi, Haider@Energy" w:date="2022-12-28T13:01:00Z">
+        <w:r>
+          <w:rPr>
+            <w:rFonts w:asciiTheme="minorHAnsi" w:eastAsia="Calibri" w:hAnsiTheme="minorHAnsi" w:cstheme="minorHAnsi"/>
+          </w:rPr>
+          <w:t>Reference information from LMCC-PRF-01</w:t>
+        </w:r>
+        <w:r>
+          <w:rPr>
+            <w:rFonts w:asciiTheme="minorHAnsi" w:eastAsia="Calibri" w:hAnsiTheme="minorHAnsi" w:cstheme="minorHAnsi"/>
+          </w:rPr>
+          <w:t xml:space="preserve">, </w:t>
+        </w:r>
+        <w:r>
+          <w:rPr>
+            <w:rFonts w:ascii="Calibri" w:hAnsi="Calibri"/>
+          </w:rPr>
+          <w:t>which must be completed prior to this document.</w:t>
+        </w:r>
+      </w:ins>
+    </w:p>
+    <w:p>
+      <w:pPr>
+        <w:pStyle w:val="ListParagraph"/>
+        <w:numPr>
+          <w:ilvl w:val="0"/>
+          <w:numId w:val="19"/>
+        </w:numPr>
+        <w:rPr>
+          <w:ins w:id="7" w:author="Alhabibi, Haider@Energy" w:date="2022-12-28T13:01:00Z"/>
+          <w:rFonts w:asciiTheme="minorHAnsi" w:hAnsiTheme="minorHAnsi"/>
+        </w:rPr>
+      </w:pPr>
+      <w:ins w:id="8" w:author="Alhabibi, Haider@Energy" w:date="2022-12-28T13:01:00Z">
+        <w:r>
+          <w:rPr>
+            <w:rFonts w:asciiTheme="minorHAnsi" w:hAnsiTheme="minorHAnsi"/>
+          </w:rPr>
+          <w:t>Reference information from LMCC-PRF-01</w:t>
+        </w:r>
+        <w:r>
+          <w:rPr>
+            <w:rFonts w:asciiTheme="minorHAnsi" w:eastAsia="Calibri" w:hAnsiTheme="minorHAnsi" w:cstheme="minorHAnsi"/>
+          </w:rPr>
+          <w:t xml:space="preserve">, </w:t>
+        </w:r>
+        <w:r>
+          <w:rPr>
+            <w:rFonts w:ascii="Calibri" w:hAnsi="Calibri"/>
+          </w:rPr>
+          <w:t>which must be completed prior to this document.</w:t>
+        </w:r>
+      </w:ins>
+    </w:p>
+    <w:p>
+      <w:pPr>
+        <w:pStyle w:val="ListParagraph"/>
+        <w:numPr>
+          <w:ilvl w:val="0"/>
+          <w:numId w:val="19"/>
+        </w:numPr>
+        <w:rPr>
+          <w:ins w:id="9" w:author="Alhabibi, Haider@Energy" w:date="2022-12-28T13:01:00Z"/>
+          <w:rFonts w:asciiTheme="minorHAnsi" w:hAnsiTheme="minorHAnsi"/>
+        </w:rPr>
+      </w:pPr>
+      <w:ins w:id="10" w:author="Alhabibi, Haider@Energy" w:date="2022-12-28T13:01:00Z">
+        <w:r>
+          <w:rPr>
+            <w:rFonts w:asciiTheme="minorHAnsi" w:hAnsiTheme="minorHAnsi"/>
+          </w:rPr>
+          <w:t>Reference information from LMCC-PRF-01</w:t>
+        </w:r>
+        <w:r>
+          <w:rPr>
+            <w:rFonts w:asciiTheme="minorHAnsi" w:hAnsiTheme="minorHAnsi"/>
+          </w:rPr>
+          <w:t>,</w:t>
+        </w:r>
+        <w:r>
+          <w:rPr>
+            <w:rFonts w:asciiTheme="minorHAnsi" w:eastAsia="Calibri" w:hAnsiTheme="minorHAnsi" w:cstheme="minorHAnsi"/>
+          </w:rPr>
+          <w:t xml:space="preserve"> </w:t>
+        </w:r>
+        <w:r>
+          <w:rPr>
+            <w:rFonts w:ascii="Calibri" w:hAnsi="Calibri"/>
+          </w:rPr>
+          <w:t>which must be completed prior to this document.</w:t>
+        </w:r>
+      </w:ins>
+    </w:p>
+    <w:p>
+      <w:pPr>
+        <w:pStyle w:val="ListParagraph"/>
+        <w:numPr>
+          <w:ilvl w:val="0"/>
+          <w:numId w:val="19"/>
+        </w:numPr>
+        <w:rPr>
+          <w:ins w:id="11" w:author="Alhabibi, Haider@Energy" w:date="2022-12-28T13:01:00Z"/>
+          <w:rFonts w:asciiTheme="minorHAnsi" w:hAnsiTheme="minorHAnsi"/>
+        </w:rPr>
+      </w:pPr>
+      <w:ins w:id="12" w:author="Alhabibi, Haider@Energy" w:date="2022-12-28T13:01:00Z">
+        <w:r>
+          <w:rPr>
+            <w:rFonts w:asciiTheme="minorHAnsi" w:hAnsiTheme="minorHAnsi"/>
+          </w:rPr>
+          <w:t>Reference information from LMCC-PRF-01</w:t>
+        </w:r>
+        <w:r>
+          <w:rPr>
+            <w:rFonts w:asciiTheme="minorHAnsi" w:eastAsia="Calibri" w:hAnsiTheme="minorHAnsi" w:cstheme="minorHAnsi"/>
+          </w:rPr>
+          <w:t xml:space="preserve">, </w:t>
+        </w:r>
+        <w:r>
+          <w:rPr>
+            <w:rFonts w:ascii="Calibri" w:hAnsi="Calibri"/>
+          </w:rPr>
+          <w:t>which must be completed prior to this document.</w:t>
+        </w:r>
+      </w:ins>
+    </w:p>
+    <w:p>
+      <w:pPr>
+        <w:pStyle w:val="ListParagraph"/>
+        <w:numPr>
+          <w:ilvl w:val="0"/>
+          <w:numId w:val="19"/>
+        </w:numPr>
+        <w:rPr>
+          <w:ins w:id="13" w:author="Alhabibi, Haider@Energy" w:date="2022-12-28T13:01:00Z"/>
+          <w:rFonts w:asciiTheme="minorHAnsi" w:hAnsiTheme="minorHAnsi"/>
+        </w:rPr>
+      </w:pPr>
+      <w:ins w:id="14" w:author="Alhabibi, Haider@Energy" w:date="2022-12-28T13:01:00Z">
+        <w:r>
+          <w:rPr>
+            <w:rFonts w:asciiTheme="minorHAnsi" w:hAnsiTheme="minorHAnsi"/>
+          </w:rPr>
+          <w:t>Reference information from LMCC-PRF-01</w:t>
+        </w:r>
+        <w:r>
+          <w:rPr>
+            <w:rFonts w:asciiTheme="minorHAnsi" w:eastAsia="Calibri" w:hAnsiTheme="minorHAnsi" w:cstheme="minorHAnsi"/>
+          </w:rPr>
+          <w:t xml:space="preserve">, </w:t>
+        </w:r>
+        <w:r>
+          <w:rPr>
+            <w:rFonts w:ascii="Calibri" w:hAnsi="Calibri"/>
+          </w:rPr>
+          <w:t>which must be completed prior to this document.</w:t>
+        </w:r>
+      </w:ins>
+    </w:p>
+    <w:p>
+      <w:pPr>
+        <w:pStyle w:val="ListParagraph"/>
+        <w:numPr>
+          <w:ilvl w:val="0"/>
+          <w:numId w:val="19"/>
+        </w:numPr>
+        <w:rPr>
+          <w:ins w:id="15" w:author="Alhabibi, Haider@Energy" w:date="2022-12-28T13:01:00Z"/>
+          <w:rFonts w:asciiTheme="minorHAnsi" w:hAnsiTheme="minorHAnsi"/>
+        </w:rPr>
+      </w:pPr>
+      <w:ins w:id="16" w:author="Alhabibi, Haider@Energy" w:date="2022-12-28T13:01:00Z">
+        <w:r>
+          <w:rPr>
+            <w:rFonts w:asciiTheme="minorHAnsi" w:hAnsiTheme="minorHAnsi"/>
+          </w:rPr>
+          <w:t>Reference information from LMCC-PRF-01</w:t>
+        </w:r>
+        <w:r>
+          <w:rPr>
+            <w:rFonts w:asciiTheme="minorHAnsi" w:eastAsia="Calibri" w:hAnsiTheme="minorHAnsi" w:cstheme="minorHAnsi"/>
+          </w:rPr>
+          <w:t xml:space="preserve">, </w:t>
+        </w:r>
+        <w:r>
+          <w:rPr>
+            <w:rFonts w:ascii="Calibri" w:hAnsi="Calibri"/>
+          </w:rPr>
+          <w:t>which must be completed prior to this document.</w:t>
+        </w:r>
+      </w:ins>
+    </w:p>
+    <w:p>
+      <w:pPr>
+        <w:pStyle w:val="ListParagraph"/>
+        <w:numPr>
+          <w:ilvl w:val="0"/>
+          <w:numId w:val="19"/>
+        </w:numPr>
+        <w:rPr>
+          <w:ins w:id="17" w:author="Alhabibi, Haider@Energy" w:date="2022-12-28T13:01:00Z"/>
+          <w:rFonts w:asciiTheme="minorHAnsi" w:hAnsiTheme="minorHAnsi"/>
+        </w:rPr>
+      </w:pPr>
+      <w:ins w:id="18" w:author="Alhabibi, Haider@Energy" w:date="2022-12-28T13:01:00Z">
+        <w:r>
+          <w:rPr>
+            <w:rFonts w:asciiTheme="minorHAnsi" w:hAnsiTheme="minorHAnsi"/>
+          </w:rPr>
+          <w:t>Reference information from LMCC-PRF-01</w:t>
+        </w:r>
+        <w:r>
+          <w:rPr>
+            <w:rFonts w:asciiTheme="minorHAnsi" w:eastAsia="Calibri" w:hAnsiTheme="minorHAnsi" w:cstheme="minorHAnsi"/>
+          </w:rPr>
+          <w:t xml:space="preserve">, </w:t>
+        </w:r>
+        <w:r>
+          <w:rPr>
+            <w:rFonts w:ascii="Calibri" w:hAnsi="Calibri"/>
+          </w:rPr>
+          <w:t>which must be completed prior to this document.</w:t>
+        </w:r>
+      </w:ins>
+    </w:p>
+    <w:p>
+      <w:pPr>
+        <w:pStyle w:val="ListParagraph"/>
+        <w:numPr>
+          <w:ilvl w:val="0"/>
+          <w:numId w:val="19"/>
+        </w:numPr>
+        <w:rPr>
+          <w:ins w:id="19" w:author="Alhabibi, Haider@Energy" w:date="2022-12-28T13:01:00Z"/>
+          <w:rFonts w:asciiTheme="minorHAnsi" w:hAnsiTheme="minorHAnsi"/>
+        </w:rPr>
+      </w:pPr>
+      <w:ins w:id="20" w:author="Alhabibi, Haider@Energy" w:date="2022-12-28T13:01:00Z">
+        <w:r>
+          <w:rPr>
+            <w:rFonts w:asciiTheme="minorHAnsi" w:hAnsiTheme="minorHAnsi"/>
+          </w:rPr>
+          <w:t>Reference information from LMCC-PRF-01</w:t>
+        </w:r>
+        <w:r>
+          <w:rPr>
+            <w:rFonts w:asciiTheme="minorHAnsi" w:eastAsia="Calibri" w:hAnsiTheme="minorHAnsi" w:cstheme="minorHAnsi"/>
+          </w:rPr>
+          <w:t xml:space="preserve">, </w:t>
+        </w:r>
+        <w:r>
+          <w:rPr>
+            <w:rFonts w:ascii="Calibri" w:hAnsi="Calibri"/>
+          </w:rPr>
+          <w:t>which must be completed prior to this document.</w:t>
+        </w:r>
+      </w:ins>
+    </w:p>
+    <w:p>
+      <w:pPr>
+        <w:pStyle w:val="ListParagraph"/>
+        <w:numPr>
+          <w:ilvl w:val="0"/>
+          <w:numId w:val="19"/>
+        </w:numPr>
+        <w:rPr>
+          <w:ins w:id="21" w:author="Alhabibi, Haider@Energy" w:date="2022-12-28T13:01:00Z"/>
+          <w:rFonts w:asciiTheme="minorHAnsi" w:hAnsiTheme="minorHAnsi"/>
+        </w:rPr>
+      </w:pPr>
+      <w:ins w:id="22" w:author="Alhabibi, Haider@Energy" w:date="2022-12-28T13:01:00Z">
+        <w:r>
+          <w:rPr>
+            <w:rFonts w:asciiTheme="minorHAnsi" w:hAnsiTheme="minorHAnsi"/>
+          </w:rPr>
+          <w:t>Reference information from LMCC-PRF-01</w:t>
+        </w:r>
+        <w:r>
+          <w:rPr>
+            <w:rFonts w:asciiTheme="minorHAnsi" w:eastAsia="Calibri" w:hAnsiTheme="minorHAnsi" w:cstheme="minorHAnsi"/>
+          </w:rPr>
+          <w:t xml:space="preserve">, </w:t>
+        </w:r>
+        <w:r>
+          <w:rPr>
+            <w:rFonts w:ascii="Calibri" w:hAnsi="Calibri"/>
+          </w:rPr>
+          <w:t>which must be completed prior to this document.</w:t>
+        </w:r>
+      </w:ins>
     </w:p>
     <w:p>
       <w:pPr>
@@ -13104,6 +13445,92 @@
     </w:lvl>
   </w:abstractNum>
   <w:abstractNum w:abstractNumId="13" w15:restartNumberingAfterBreak="0">
+    <w:nsid w:val="63C54F10"/>
+    <w:multiLevelType w:val="hybridMultilevel"/>
+    <w:tmpl w:val="F964310A"/>
+    <w:lvl w:ilvl="0" w:tplc="0409000F">
+      <w:start w:val="1"/>
+      <w:numFmt w:val="decimal"/>
+      <w:lvlText w:val="%1."/>
+      <w:lvlJc w:val="left"/>
+      <w:pPr>
+        <w:ind w:left="360" w:hanging="360"/>
+      </w:pPr>
+    </w:lvl>
+    <w:lvl w:ilvl="1" w:tplc="04090019" w:tentative="1">
+      <w:start w:val="1"/>
+      <w:numFmt w:val="lowerLetter"/>
+      <w:lvlText w:val="%2."/>
+      <w:lvlJc w:val="left"/>
+      <w:pPr>
+        <w:ind w:left="1080" w:hanging="360"/>
+      </w:pPr>
+    </w:lvl>
+    <w:lvl w:ilvl="2" w:tplc="0409001B" w:tentative="1">
+      <w:start w:val="1"/>
+      <w:numFmt w:val="lowerRoman"/>
+      <w:lvlText w:val="%3."/>
+      <w:lvlJc w:val="right"/>
+      <w:pPr>
+        <w:ind w:left="1800" w:hanging="180"/>
+      </w:pPr>
+    </w:lvl>
+    <w:lvl w:ilvl="3" w:tplc="0409000F" w:tentative="1">
+      <w:start w:val="1"/>
+      <w:numFmt w:val="decimal"/>
+      <w:lvlText w:val="%4."/>
+      <w:lvlJc w:val="left"/>
+      <w:pPr>
+        <w:ind w:left="2520" w:hanging="360"/>
+      </w:pPr>
+    </w:lvl>
+    <w:lvl w:ilvl="4" w:tplc="04090019" w:tentative="1">
+      <w:start w:val="1"/>
+      <w:numFmt w:val="lowerLetter"/>
+      <w:lvlText w:val="%5."/>
+      <w:lvlJc w:val="left"/>
+      <w:pPr>
+        <w:ind w:left="3240" w:hanging="360"/>
+      </w:pPr>
+    </w:lvl>
+    <w:lvl w:ilvl="5" w:tplc="0409001B" w:tentative="1">
+      <w:start w:val="1"/>
+      <w:numFmt w:val="lowerRoman"/>
+      <w:lvlText w:val="%6."/>
+      <w:lvlJc w:val="right"/>
+      <w:pPr>
+        <w:ind w:left="3960" w:hanging="180"/>
+      </w:pPr>
+    </w:lvl>
+    <w:lvl w:ilvl="6" w:tplc="0409000F" w:tentative="1">
+      <w:start w:val="1"/>
+      <w:numFmt w:val="decimal"/>
+      <w:lvlText w:val="%7."/>
+      <w:lvlJc w:val="left"/>
+      <w:pPr>
+        <w:ind w:left="4680" w:hanging="360"/>
+      </w:pPr>
+    </w:lvl>
+    <w:lvl w:ilvl="7" w:tplc="04090019" w:tentative="1">
+      <w:start w:val="1"/>
+      <w:numFmt w:val="lowerLetter"/>
+      <w:lvlText w:val="%8."/>
+      <w:lvlJc w:val="left"/>
+      <w:pPr>
+        <w:ind w:left="5400" w:hanging="360"/>
+      </w:pPr>
+    </w:lvl>
+    <w:lvl w:ilvl="8" w:tplc="0409001B" w:tentative="1">
+      <w:start w:val="1"/>
+      <w:numFmt w:val="lowerRoman"/>
+      <w:lvlText w:val="%9."/>
+      <w:lvlJc w:val="right"/>
+      <w:pPr>
+        <w:ind w:left="6120" w:hanging="180"/>
+      </w:pPr>
+    </w:lvl>
+  </w:abstractNum>
+  <w:abstractNum w:abstractNumId="14" w15:restartNumberingAfterBreak="0">
     <w:nsid w:val="6E4D47CE"/>
     <w:multiLevelType w:val="hybridMultilevel"/>
     <w:tmpl w:val="5ACE0F9A"/>
@@ -13192,7 +13619,7 @@
       </w:pPr>
     </w:lvl>
   </w:abstractNum>
-  <w:abstractNum w:abstractNumId="14" w15:restartNumberingAfterBreak="0">
+  <w:abstractNum w:abstractNumId="15" w15:restartNumberingAfterBreak="0">
     <w:nsid w:val="6E551137"/>
     <w:multiLevelType w:val="hybridMultilevel"/>
     <w:tmpl w:val="5ACE0F9A"/>
@@ -13281,7 +13708,7 @@
       </w:pPr>
     </w:lvl>
   </w:abstractNum>
-  <w:abstractNum w:abstractNumId="15" w15:restartNumberingAfterBreak="0">
+  <w:abstractNum w:abstractNumId="16" w15:restartNumberingAfterBreak="0">
     <w:nsid w:val="7DB736A8"/>
     <w:multiLevelType w:val="hybridMultilevel"/>
     <w:tmpl w:val="2AC4052E"/>
@@ -13428,10 +13855,10 @@
     <w:abstractNumId w:val="11"/>
   </w:num>
   <w:num w:numId="12" w16cid:durableId="889263101">
-    <w:abstractNumId w:val="14"/>
+    <w:abstractNumId w:val="15"/>
   </w:num>
   <w:num w:numId="13" w16cid:durableId="939801089">
-    <w:abstractNumId w:val="13"/>
+    <w:abstractNumId w:val="14"/>
   </w:num>
   <w:num w:numId="14" w16cid:durableId="799612117">
     <w:abstractNumId w:val="3"/>
@@ -13443,13 +13870,24 @@
     <w:abstractNumId w:val="12"/>
   </w:num>
   <w:num w:numId="17" w16cid:durableId="315038862">
-    <w:abstractNumId w:val="15"/>
+    <w:abstractNumId w:val="16"/>
   </w:num>
   <w:num w:numId="18" w16cid:durableId="742722133">
     <w:abstractNumId w:val="7"/>
   </w:num>
+  <w:num w:numId="19" w16cid:durableId="265503497">
+    <w:abstractNumId w:val="13"/>
+  </w:num>
   <w:numIdMacAtCleanup w:val="13"/>
 </w:numbering>
+</file>
+
+<file path=word/people.xml><?xml version="1.0" encoding="utf-8"?>
+<w15:people xmlns:wpc="http://schemas.microsoft.com/office/word/2010/wordprocessingCanvas" xmlns:cx="http://schemas.microsoft.com/office/drawing/2014/chartex" xmlns:cx1="http://schemas.microsoft.com/office/drawing/2015/9/8/chartex" xmlns:cx2="http://schemas.microsoft.com/office/drawing/2015/10/21/chartex" xmlns:cx3="http://schemas.microsoft.com/office/drawing/2016/5/9/chartex" xmlns:cx4="http://schemas.microsoft.com/office/drawing/2016/5/10/chartex" xmlns:cx5="http://schemas.microsoft.com/office/drawing/2016/5/11/chartex" xmlns:cx6="http://schemas.microsoft.com/office/drawing/2016/5/12/chartex" xmlns:cx7="http://schemas.microsoft.com/office/drawing/2016/5/13/chartex" xmlns:cx8="http://schemas.microsoft.com/office/drawing/2016/5/14/chartex" xmlns:mc="http://schemas.openxmlformats.org/markup-compatibility/2006" xmlns:aink="http://schemas.microsoft.com/office/drawing/2016/ink" xmlns:am3d="http://schemas.microsoft.com/office/drawing/2017/model3d" xmlns:o="urn:schemas-microsoft-com:office:office" xmlns:oel="http://schemas.microsoft.com/office/2019/extlst" xmlns:r="http://schemas.openxmlformats.org/officeDocument/2006/relationships" xmlns:m="http://schemas.openxmlformats.org/officeDocument/2006/math" xmlns:v="urn:schemas-microsoft-com:vml" xmlns:wp14="http://schemas.microsoft.com/office/word/2010/wordprocessingDrawing" xmlns:wp="http://schemas.openxmlformats.org/drawingml/2006/wordprocessingDrawing" xmlns:w10="urn:schemas-microsoft-com:office:word" xmlns:w="http://schemas.openxmlformats.org/wordprocessingml/2006/main" xmlns:w14="http://schemas.microsoft.com/office/word/2010/wordml" xmlns:w15="http://schemas.microsoft.com/office/word/2012/wordml" xmlns:w16cex="http://schemas.microsoft.com/office/word/2018/wordml/cex" xmlns:w16cid="http://schemas.microsoft.com/office/word/2016/wordml/cid" xmlns:w16="http://schemas.microsoft.com/office/word/2018/wordml" xmlns:w16sdtdh="http://schemas.microsoft.com/office/word/2020/wordml/sdtdatahash" xmlns:w16se="http://schemas.microsoft.com/office/word/2015/wordml/symex" xmlns:wpg="http://schemas.microsoft.com/office/word/2010/wordprocessingGroup" xmlns:wpi="http://schemas.microsoft.com/office/word/2010/wordprocessingInk" xmlns:wne="http://schemas.microsoft.com/office/word/2006/wordml" xmlns:wps="http://schemas.microsoft.com/office/word/2010/wordprocessingShape" mc:Ignorable="w14 w15 w16se w16cid w16 w16cex w16sdtdh wp14">
+  <w15:person w15:author="Alhabibi, Haider@Energy">
+    <w15:presenceInfo w15:providerId="AD" w15:userId="S::Haider.AlHabibi@energy.ca.gov::9decb8d2-95ad-4b7d-9bf6-d4373f69254c"/>
+  </w15:person>
+</w15:people>
 </file>
 
 <file path=word/styles.xml><?xml version="1.0" encoding="utf-8"?>
@@ -14725,6 +15163,29 @@
 </file>
 
 <file path=customXml/item1.xml><?xml version="1.0" encoding="utf-8"?>
+<p:properties xmlns:p="http://schemas.microsoft.com/office/2006/metadata/properties" xmlns:xsi="http://www.w3.org/2001/XMLSchema-instance" xmlns:pc="http://schemas.microsoft.com/office/infopath/2007/PartnerControls">
+  <documentManagement>
+    <b26d xmlns="785685f2-c2e1-4352-89aa-3faca8eaba52" xsi:nil="true"/>
+    <DateCCOReviewed xmlns="785685f2-c2e1-4352-89aa-3faca8eaba52" xsi:nil="true"/>
+    <oawc xmlns="785685f2-c2e1-4352-89aa-3faca8eaba52" xsi:nil="true"/>
+    <sipv xmlns="785685f2-c2e1-4352-89aa-3faca8eaba52" xsi:nil="true"/>
+    <_x0074_mv6 xmlns="785685f2-c2e1-4352-89aa-3faca8eaba52">
+      <UserInfo>
+        <DisplayName/>
+        <AccountId xsi:nil="true"/>
+        <AccountType/>
+      </UserInfo>
+    </_x0074_mv6>
+    <CCOReviewr xmlns="785685f2-c2e1-4352-89aa-3faca8eaba52" xsi:nil="true"/>
+    <TaxCatchAll xmlns="5067c814-4b34-462c-a21d-c185ff6548d2" xsi:nil="true"/>
+    <lcf76f155ced4ddcb4097134ff3c332f xmlns="785685f2-c2e1-4352-89aa-3faca8eaba52">
+      <Terms xmlns="http://schemas.microsoft.com/office/infopath/2007/PartnerControls"/>
+    </lcf76f155ced4ddcb4097134ff3c332f>
+  </documentManagement>
+</p:properties>
+</file>
+
+<file path=customXml/item2.xml><?xml version="1.0" encoding="utf-8"?>
 <ct:contentTypeSchema xmlns:ct="http://schemas.microsoft.com/office/2006/metadata/contentType" xmlns:ma="http://schemas.microsoft.com/office/2006/metadata/properties/metaAttributes" ct:_="" ma:_="" ma:contentTypeName="Document" ma:contentTypeID="0x01010061DC9A153AAEEE45BACE06E01F8272AC" ma:contentTypeVersion="20" ma:contentTypeDescription="Create a new document." ma:contentTypeScope="" ma:versionID="9666f44ab16ed15b00f463a1ceb948f7">
   <xsd:schema xmlns:xsd="http://www.w3.org/2001/XMLSchema" xmlns:xs="http://www.w3.org/2001/XMLSchema" xmlns:p="http://schemas.microsoft.com/office/2006/metadata/properties" xmlns:ns2="785685f2-c2e1-4352-89aa-3faca8eaba52" xmlns:ns3="5067c814-4b34-462c-a21d-c185ff6548d2" targetNamespace="http://schemas.microsoft.com/office/2006/metadata/properties" ma:root="true" ma:fieldsID="3613115c6c127afe4a56fd1236c892c2" ns2:_="" ns3:_="">
     <xsd:import namespace="785685f2-c2e1-4352-89aa-3faca8eaba52"/>
@@ -15007,34 +15468,7 @@
 </ct:contentTypeSchema>
 </file>
 
-<file path=customXml/item2.xml><?xml version="1.0" encoding="utf-8"?>
-<p:properties xmlns:p="http://schemas.microsoft.com/office/2006/metadata/properties" xmlns:xsi="http://www.w3.org/2001/XMLSchema-instance" xmlns:pc="http://schemas.microsoft.com/office/infopath/2007/PartnerControls">
-  <documentManagement>
-    <b26d xmlns="785685f2-c2e1-4352-89aa-3faca8eaba52" xsi:nil="true"/>
-    <DateCCOReviewed xmlns="785685f2-c2e1-4352-89aa-3faca8eaba52" xsi:nil="true"/>
-    <oawc xmlns="785685f2-c2e1-4352-89aa-3faca8eaba52" xsi:nil="true"/>
-    <sipv xmlns="785685f2-c2e1-4352-89aa-3faca8eaba52" xsi:nil="true"/>
-    <_x0074_mv6 xmlns="785685f2-c2e1-4352-89aa-3faca8eaba52">
-      <UserInfo>
-        <DisplayName/>
-        <AccountId xsi:nil="true"/>
-        <AccountType/>
-      </UserInfo>
-    </_x0074_mv6>
-    <CCOReviewr xmlns="785685f2-c2e1-4352-89aa-3faca8eaba52" xsi:nil="true"/>
-    <TaxCatchAll xmlns="5067c814-4b34-462c-a21d-c185ff6548d2" xsi:nil="true"/>
-    <lcf76f155ced4ddcb4097134ff3c332f xmlns="785685f2-c2e1-4352-89aa-3faca8eaba52">
-      <Terms xmlns="http://schemas.microsoft.com/office/infopath/2007/PartnerControls"/>
-    </lcf76f155ced4ddcb4097134ff3c332f>
-  </documentManagement>
-</p:properties>
-</file>
-
 <file path=customXml/item3.xml><?xml version="1.0" encoding="utf-8"?>
-<b:Sources xmlns:b="http://schemas.openxmlformats.org/officeDocument/2006/bibliography" xmlns="http://schemas.openxmlformats.org/officeDocument/2006/bibliography" SelectedStyle="\APA.XSL" StyleName="APA"/>
-</file>
-
-<file path=customXml/item4.xml><?xml version="1.0" encoding="utf-8"?>
 <?mso-contentType ?>
 <FormTemplates xmlns="http://schemas.microsoft.com/sharepoint/v3/contenttype/forms">
   <Display>DocumentLibraryForm</Display>
@@ -15043,39 +15477,58 @@
 </FormTemplates>
 </file>
 
+<file path=customXml/item4.xml><?xml version="1.0" encoding="utf-8"?>
+<b:Sources xmlns:b="http://schemas.openxmlformats.org/officeDocument/2006/bibliography" xmlns="http://schemas.openxmlformats.org/officeDocument/2006/bibliography" SelectedStyle="\APA.XSL" StyleName="APA"/>
+</file>
+
 <file path=customXml/itemProps1.xml><?xml version="1.0" encoding="utf-8"?>
-<ds:datastoreItem xmlns:ds="http://schemas.openxmlformats.org/officeDocument/2006/customXml" ds:itemID="{D1F227E4-5AF8-4C3A-BC8A-25016F43954A}"/>
+<ds:datastoreItem xmlns:ds="http://schemas.openxmlformats.org/officeDocument/2006/customXml" ds:itemID="{375047CA-53AF-42F1-83F3-7C60B3B20C91}">
+  <ds:schemaRefs>
+    <ds:schemaRef ds:uri="http://schemas.microsoft.com/office/2006/documentManagement/types"/>
+    <ds:schemaRef ds:uri="http://schemas.microsoft.com/office/infopath/2007/PartnerControls"/>
+    <ds:schemaRef ds:uri="http://purl.org/dc/dcmitype/"/>
+    <ds:schemaRef ds:uri="http://purl.org/dc/elements/1.1/"/>
+    <ds:schemaRef ds:uri="http://www.w3.org/XML/1998/namespace"/>
+    <ds:schemaRef ds:uri="http://schemas.openxmlformats.org/package/2006/metadata/core-properties"/>
+    <ds:schemaRef ds:uri="5067c814-4b34-462c-a21d-c185ff6548d2"/>
+    <ds:schemaRef ds:uri="785685f2-c2e1-4352-89aa-3faca8eaba52"/>
+    <ds:schemaRef ds:uri="http://schemas.microsoft.com/office/2006/metadata/properties"/>
+    <ds:schemaRef ds:uri="http://purl.org/dc/terms/"/>
+  </ds:schemaRefs>
+</ds:datastoreItem>
 </file>
 
 <file path=customXml/itemProps2.xml><?xml version="1.0" encoding="utf-8"?>
-<ds:datastoreItem xmlns:ds="http://schemas.openxmlformats.org/officeDocument/2006/customXml" ds:itemID="{375047CA-53AF-42F1-83F3-7C60B3B20C91}">
+<ds:datastoreItem xmlns:ds="http://schemas.openxmlformats.org/officeDocument/2006/customXml" ds:itemID="{D1F227E4-5AF8-4C3A-BC8A-25016F43954A}">
   <ds:schemaRefs>
+    <ds:schemaRef ds:uri="http://schemas.microsoft.com/office/2006/metadata/contentType"/>
+    <ds:schemaRef ds:uri="http://schemas.microsoft.com/office/2006/metadata/properties/metaAttributes"/>
+    <ds:schemaRef ds:uri="http://www.w3.org/2001/XMLSchema"/>
+    <ds:schemaRef ds:uri="http://schemas.microsoft.com/office/2006/metadata/properties"/>
     <ds:schemaRef ds:uri="785685f2-c2e1-4352-89aa-3faca8eaba52"/>
-    <ds:schemaRef ds:uri="http://www.w3.org/XML/1998/namespace"/>
+    <ds:schemaRef ds:uri="5067c814-4b34-462c-a21d-c185ff6548d2"/>
     <ds:schemaRef ds:uri="http://schemas.microsoft.com/office/2006/documentManagement/types"/>
-    <ds:schemaRef ds:uri="http://schemas.microsoft.com/office/2006/metadata/properties"/>
-    <ds:schemaRef ds:uri="5067c814-4b34-462c-a21d-c185ff6548d2"/>
     <ds:schemaRef ds:uri="http://schemas.microsoft.com/office/infopath/2007/PartnerControls"/>
     <ds:schemaRef ds:uri="http://schemas.openxmlformats.org/package/2006/metadata/core-properties"/>
-    <ds:schemaRef ds:uri="http://purl.org/dc/dcmitype/"/>
+    <ds:schemaRef ds:uri="http://purl.org/dc/elements/1.1/"/>
     <ds:schemaRef ds:uri="http://purl.org/dc/terms/"/>
-    <ds:schemaRef ds:uri="http://purl.org/dc/elements/1.1/"/>
+    <ds:schemaRef ds:uri="http://schemas.microsoft.com/internal/obd"/>
   </ds:schemaRefs>
 </ds:datastoreItem>
 </file>
 
 <file path=customXml/itemProps3.xml><?xml version="1.0" encoding="utf-8"?>
+<ds:datastoreItem xmlns:ds="http://schemas.openxmlformats.org/officeDocument/2006/customXml" ds:itemID="{56D4C9A7-6856-4AFE-BF5F-AC81E4D5ACDF}">
+  <ds:schemaRefs>
+    <ds:schemaRef ds:uri="http://schemas.microsoft.com/sharepoint/v3/contenttype/forms"/>
+  </ds:schemaRefs>
+</ds:datastoreItem>
+</file>
+
+<file path=customXml/itemProps4.xml><?xml version="1.0" encoding="utf-8"?>
 <ds:datastoreItem xmlns:ds="http://schemas.openxmlformats.org/officeDocument/2006/customXml" ds:itemID="{ED380801-6D91-412B-9E60-334A25C3516E}">
   <ds:schemaRefs>
     <ds:schemaRef ds:uri="http://schemas.openxmlformats.org/officeDocument/2006/bibliography"/>
   </ds:schemaRefs>
 </ds:datastoreItem>
-</file>
-
-<file path=customXml/itemProps4.xml><?xml version="1.0" encoding="utf-8"?>
-<ds:datastoreItem xmlns:ds="http://schemas.openxmlformats.org/officeDocument/2006/customXml" ds:itemID="{56D4C9A7-6856-4AFE-BF5F-AC81E4D5ACDF}">
-  <ds:schemaRefs>
-    <ds:schemaRef ds:uri="http://schemas.microsoft.com/sharepoint/v3/contenttype/forms"/>
-  </ds:schemaRefs>
-</ds:datastoreItem>
 </file>